--- a/Templates/ипотека/Определение о принятии длинный ипотека.docx
+++ b/Templates/ипотека/Определение о принятии длинный ипотека.docx
@@ -447,7 +447,7 @@
           <w:sz w:val="25"/>
           <w:szCs w:val="25"/>
         </w:rPr>
-        <w:t xml:space="preserve">Иск подан с соблюдением правила подсудности, определенного ст. ст. 24, 28 ГИН РФ, и отвечает требованиям ст. ст. 131, 132 ГИН РФ. </w:t>
+        <w:t xml:space="preserve">Иск подан с соблюдением правила подсудности, определенного ст. ст. 24, 28 ГПК РФ, и отвечает требованиям ст. ст. 131, 132 ГПК РФ. </w:t>
       </w:r>
     </w:p>
     <w:p>
@@ -487,7 +487,7 @@
           <w:sz w:val="25"/>
           <w:szCs w:val="25"/>
         </w:rPr>
-        <w:t xml:space="preserve">Руководствуясь ст. ст. 4, 12, 56, 133, 147, 148, 150, 153.1, 224, 225, ГИН РФ, судья </w:t>
+        <w:t xml:space="preserve">Руководствуясь ст. ст. 4, 12, 56, 133, 147, 148, 150, 153.1, 224, 225, ГПК РФ, судья </w:t>
       </w:r>
     </w:p>
     <w:p>
@@ -649,7 +649,7 @@
           <w:sz w:val="25"/>
           <w:szCs w:val="25"/>
         </w:rPr>
-        <w:t xml:space="preserve"> Провести подготовку данного гражданского дела к судебному разбирательству. Стороны при подготовке дела к судебному разбирательству вправе совершать действия, предусмотренные ст.149 ГИН РФ.</w:t>
+        <w:t xml:space="preserve"> Провести подготовку данного гражданского дела к судебному разбирательству. Стороны при подготовке дела к судебному разбирательству вправе совершать действия, предусмотренные ст.149 ГПК РФ.</w:t>
       </w:r>
     </w:p>
     <w:p>
@@ -762,7 +762,7 @@
           <w:sz w:val="25"/>
           <w:szCs w:val="25"/>
         </w:rPr>
-        <w:t xml:space="preserve"> Разъяснить сторонам их права и обязанности в соответствии со ст.ст. 35, 39, ГИН РФ.</w:t>
+        <w:t xml:space="preserve"> Разъяснить сторонам их права и обязанности в соответствии со ст.ст. 35, 39, ГПК РФ.</w:t>
       </w:r>
     </w:p>
     <w:p>
@@ -833,7 +833,7 @@
           <w:sz w:val="25"/>
           <w:szCs w:val="25"/>
         </w:rPr>
-        <w:t xml:space="preserve">Разъяснить,  что стороны в соответствии с ФЗ «Об альтернативной процедуре урегулирования споров с участием посредника /процедуре медиации/» и ГИН РФ вправе окончить дело мировым соглашением как с участием в качестве посредника независимого лица – медиатора, так и без его участия любой момент до принятия судом решения по делу. </w:t>
+        <w:t xml:space="preserve">Разъяснить,  что стороны в соответствии с ФЗ «Об альтернативной процедуре урегулирования споров с участием посредника /процедуре медиации/» и ГПК РФ вправе окончить дело мировым соглашением как с участием в качестве посредника независимого лица – медиатора, так и без его участия любой момент до принятия судом решения по делу. </w:t>
       </w:r>
     </w:p>
     <w:p>
@@ -882,7 +882,7 @@
           <w:sz w:val="25"/>
           <w:szCs w:val="25"/>
         </w:rPr>
-        <w:t xml:space="preserve"> Предложить сторонам провести примирительные процедуры, предусмотренные главой 14.1 ГИН РФ, которые возможно провести на любых стадиях гражданского процесса. Споры могут быть урегулированы путем проведения переговоров, посредничества, в том числе медиации, судебного примирения, или использовании других примирительных процедур, если это не противоречит федеральному закону.</w:t>
+        <w:t xml:space="preserve"> Предложить сторонам провести примирительные процедуры, предусмотренные главой 14.1 ГПК РФ, которые возможно провести на любых стадиях гражданского процесса. Споры могут быть урегулированы путем проведения переговоров, посредничества, в том числе медиации, судебного примирения, или использовании других примирительных процедур, если это не противоречит федеральному закону.</w:t>
       </w:r>
     </w:p>
     <w:p>
@@ -911,7 +911,7 @@
           <w:sz w:val="25"/>
           <w:szCs w:val="25"/>
         </w:rPr>
-        <w:t xml:space="preserve"> Разъяснить, что в соответствии со ст. 56 ГИН РФ каждая сторона должна доказать  те обстоятельства,  на которые она ссылается как на основания своих требований  и возражений.</w:t>
+        <w:t xml:space="preserve"> Разъяснить, что в соответствии со ст. 56 ГПК РФ каждая сторона должна доказать  те обстоятельства,  на которые она ссылается как на основания своих требований  и возражений.</w:t>
       </w:r>
     </w:p>
     <w:p>
@@ -1215,7 +1215,7 @@
           <w:sz w:val="25"/>
           <w:szCs w:val="25"/>
         </w:rPr>
-        <w:t xml:space="preserve"> Разъяснить лицам, участвующим по настоящему делу, что направлять и получать информацию по настоящему делу и иные сведения, предусмотренные ГИН РФ, они могут по почтовому адресу [0]: [001], по адресу официального сайта в информационно-</w:t>
+        <w:t xml:space="preserve"> Разъяснить лицам, участвующим по настоящему делу, что направлять и получать информацию по настоящему делу и иные сведения, предусмотренные ГПК РФ, они могут по почтовому адресу [0]: [001], по адресу официального сайта в информационно-</w:t>
       </w:r>
       <w:r>
         <w:rPr>
@@ -1269,7 +1269,7 @@
           <w:sz w:val="25"/>
           <w:szCs w:val="25"/>
         </w:rPr>
-        <w:t>Разъяснить сторонам на возможность обратиться за содействием к суду или посреднику, в том числе медиатору, судебному примирителю, в целях урегулирования спора или использовать другие примирительные процедуры, предусмотренные главой 14.1 ГИН РФ.</w:t>
+        <w:t>Разъяснить сторонам на возможность обратиться за содействием к суду или посреднику, в том числе медиатору, судебному примирителю, в целях урегулирования спора или использовать другие примирительные процедуры, предусмотренные главой 14.1 ГПК РФ.</w:t>
       </w:r>
     </w:p>
     <w:p>
@@ -1298,7 +1298,7 @@
           <w:sz w:val="25"/>
           <w:szCs w:val="25"/>
         </w:rPr>
-        <w:t xml:space="preserve"> Разъясняет лицам, участвующим в деле, право вести дело через представителей. В соответствии со ст. 54 ГИН РФ представитель вправе совершать от имени представляемого все процессуальные действия. Однако право представителя на подписание искового заявления, предъявление его в суд, передачу спора на рассмотрение третейского суда, предъявление встречного иска, полный или частичный отказ от исковых требований, уменьшение их размера, признание иска, изменение предмета или основания иска, заключение мирового соглашения, передачу полномочий другому лицу (передоверие), обжалование судебного постановления, предъявление исполнительного документа к взысканию, получение присужденного имущества или денег должно быть специально оговорено в доверенности, выданной представляемым лицом.</w:t>
+        <w:t xml:space="preserve"> Разъясняет лицам, участвующим в деле, право вести дело через представителей. В соответствии со ст. 54 ГПК РФ представитель вправе совершать от имени представляемого все процессуальные действия. Однако право представителя на подписание искового заявления, предъявление его в суд, передачу спора на рассмотрение третейского суда, предъявление встречного иска, полный или частичный отказ от исковых требований, уменьшение их размера, признание иска, изменение предмета или основания иска, заключение мирового соглашения, передачу полномочий другому лицу (передоверие), обжалование судебного постановления, предъявление исполнительного документа к взысканию, получение присужденного имущества или денег должно быть специально оговорено в доверенности, выданной представляемым лицом.</w:t>
       </w:r>
     </w:p>
     <w:p>
@@ -1338,7 +1338,7 @@
           <w:sz w:val="25"/>
           <w:szCs w:val="25"/>
         </w:rPr>
-        <w:t>В соответствии со ст. 49 ГИН РФ адвокаты должны представить суду документы, удостоверяющие статус адвоката в соответствии с федеральным законом и их полномочия. Иные оказывающие юридическую помощь лица должны представить суду документы, удостоверяющие их полномочия, а в случаях, предусмотренных частью второй настоящей статьи, также документы о своем высшем юридическом образовании или об ученой степени по юридической специальности.</w:t>
+        <w:t>В соответствии со ст. 49 ГПК РФ адвокаты должны представить суду документы, удостоверяющие статус адвоката в соответствии с федеральным законом и их полномочия. Иные оказывающие юридическую помощь лица должны представить суду документы, удостоверяющие их полномочия, а в случаях, предусмотренных частью второй настоящей статьи, также документы о своем высшем юридическом образовании или об ученой степени по юридической специальности.</w:t>
       </w:r>
     </w:p>
     <w:p>

--- a/Templates/ипотека/Определение о принятии длинный ипотека.docx
+++ b/Templates/ипотека/Определение о принятии длинный ипотека.docx
@@ -335,7 +335,7 @@
           <w:sz w:val="25"/>
           <w:szCs w:val="25"/>
         </w:rPr>
-        <w:t>Судья [0] [415], ознакомившись с исковым заявлением [989]</w:t>
+        <w:t>Судья [002.1] [415], ознакомившись с исковым заявлением [989]</w:t>
       </w:r>
       <w:r>
         <w:rPr>

--- a/Templates/ипотека/Определение о принятии длинный ипотека.docx
+++ b/Templates/ипотека/Определение о принятии длинный ипотека.docx
@@ -322,7 +322,7 @@
       <w:pPr>
         <w:spacing w:after="0" w:line="240" w:lineRule="auto"/>
         <w:ind w:firstLine="539"/>
-        <w:jc w:val="both"/>
+        <w:jc w:val="right"/>
         <w:rPr>
           <w:rFonts w:ascii="Times New Roman" w:hAnsi="Times New Roman"/>
           <w:sz w:val="25"/>
@@ -1514,7 +1514,7 @@
       <w:pPr>
         <w:spacing w:after="0" w:line="240" w:lineRule="auto"/>
         <w:ind w:firstLine="539"/>
-        <w:jc w:val="both"/>
+        <w:jc w:val="right"/>
         <w:rPr>
           <w:rFonts w:ascii="Times New Roman" w:hAnsi="Times New Roman"/>
           <w:sz w:val="25"/>

--- a/Templates/ипотека/Определение о принятии длинный ипотека.docx
+++ b/Templates/ипотека/Определение о принятии длинный ипотека.docx
@@ -1512,23 +1512,18 @@
     </w:p>
     <w:p>
       <w:pPr>
+        <w:tabs>
+          <w:tab w:pos="9355" w:val="right"/>
+        </w:tabs>
         <w:spacing w:after="0" w:line="240" w:lineRule="auto"/>
         <w:ind w:firstLine="539"/>
-        <w:jc w:val="right"/>
-        <w:rPr>
-          <w:rFonts w:ascii="Times New Roman" w:hAnsi="Times New Roman"/>
-          <w:sz w:val="25"/>
-          <w:szCs w:val="25"/>
-        </w:rPr>
-      </w:pPr>
-      <w:r>
-        <w:rPr>
-          <w:rFonts w:ascii="Times New Roman" w:hAnsi="Times New Roman"/>
-          <w:sz w:val="25"/>
-          <w:szCs w:val="25"/>
-        </w:rPr>
-        <w:t>Судья                                                                                                                [415]</w:t>
-      </w:r>
+        <w:jc w:val="left"/>
+        <w:rPr>
+          <w:rFonts w:ascii="Times New Roman" w:hAnsi="Times New Roman"/>
+          <w:sz w:val="25"/>
+          <w:szCs w:val="25"/>
+        </w:rPr>
+      </w:pPr>
       <w:bookmarkStart w:id="0" w:name="_GoBack"/>
       <w:bookmarkEnd w:id="0"/>
       <w:r>
@@ -1537,7 +1532,16 @@
           <w:sz w:val="25"/>
           <w:szCs w:val="25"/>
         </w:rPr>
-        <w:t xml:space="preserve"> </w:t>
+        <w:t>Судья</w:t>
+      </w:r>
+      <w:r>
+        <w:rPr>
+          <w:rFonts w:ascii="Times New Roman" w:hAnsi="Times New Roman"/>
+          <w:sz w:val="25"/>
+          <w:szCs w:val="25"/>
+        </w:rPr>
+        <w:tab/>
+        <w:t>[415]</w:t>
       </w:r>
     </w:p>
     <w:p/>

--- a/Templates/ипотека/Определение о принятии длинный ипотека.docx
+++ b/Templates/ипотека/Определение о принятии длинный ипотека.docx
@@ -549,7 +549,7 @@
           <w:sz w:val="25"/>
           <w:szCs w:val="25"/>
         </w:rPr>
-        <w:t xml:space="preserve"> Принять к производству [0]  исковое заявление [989]</w:t>
+        <w:t xml:space="preserve"> Принять к производству [002.1]  исковое заявление [989]</w:t>
       </w:r>
       <w:r>
         <w:rPr>
@@ -1215,7 +1215,7 @@
           <w:sz w:val="25"/>
           <w:szCs w:val="25"/>
         </w:rPr>
-        <w:t xml:space="preserve"> Разъяснить лицам, участвующим по настоящему делу, что направлять и получать информацию по настоящему делу и иные сведения, предусмотренные ГПК РФ, они могут по почтовому адресу [0]: [001], по адресу официального сайта в информационно-</w:t>
+        <w:t xml:space="preserve"> Разъяснить лицам, участвующим по настоящему делу, что направлять и получать информацию по настоящему делу и иные сведения, предусмотренные ГПК РФ, они могут по почтовому адресу [002.1]: [001], по адресу официального сайта в информационно-</w:t>
       </w:r>
       <w:r>
         <w:rPr>

--- a/Templates/ипотека/Определение о принятии длинный ипотека.docx
+++ b/Templates/ипотека/Определение о принятии длинный ипотека.docx
@@ -82,6 +82,7 @@
           <w:lang w:eastAsia="ru-RU"/>
         </w:rPr>
       </w:pPr>
+      <w:proofErr w:type="gramStart"/>
       <w:r>
         <w:rPr>
           <w:rFonts w:ascii="Times New Roman" w:eastAsia="Times New Roman" w:hAnsi="Times New Roman"/>
@@ -109,6 +110,7 @@
         </w:rPr>
         <w:t>mail</w:t>
       </w:r>
+      <w:proofErr w:type="gramEnd"/>
       <w:r>
         <w:rPr>
           <w:rFonts w:ascii="Times New Roman" w:eastAsia="Times New Roman" w:hAnsi="Times New Roman"/>
@@ -166,7 +168,7 @@
           <w:b/>
           <w:sz w:val="25"/>
           <w:szCs w:val="25"/>
-          <w:lang w:eastAsia="ru-RU"/>
+          <w:lang w:val="en-US" w:eastAsia="ru-RU"/>
         </w:rPr>
       </w:pPr>
       <w:r>
@@ -184,8 +186,9 @@
           <w:b/>
           <w:sz w:val="25"/>
           <w:szCs w:val="25"/>
-        </w:rPr>
-        <w:t>_____</w:t>
+          <w:lang w:val="en-US"/>
+        </w:rPr>
+        <w:t>[1]</w:t>
       </w:r>
     </w:p>
     <w:p>
@@ -322,7 +325,7 @@
       <w:pPr>
         <w:spacing w:after="0" w:line="240" w:lineRule="auto"/>
         <w:ind w:firstLine="539"/>
-        <w:jc w:val="right"/>
+        <w:jc w:val="both"/>
         <w:rPr>
           <w:rFonts w:ascii="Times New Roman" w:hAnsi="Times New Roman"/>
           <w:sz w:val="25"/>
@@ -366,10 +369,71 @@
       <w:r>
         <w:rPr>
           <w:rFonts w:ascii="Times New Roman" w:hAnsi="Times New Roman"/>
-          <w:sz w:val="25"/>
-          <w:szCs w:val="25"/>
-        </w:rPr>
-        <w:t>, обращении взыскания на предмет залога,</w:t>
+          <w:bCs/>
+          <w:sz w:val="25"/>
+          <w:szCs w:val="25"/>
+        </w:rPr>
+        <w:t xml:space="preserve"> </w:t>
+      </w:r>
+      <w:r>
+        <w:rPr>
+          <w:rFonts w:ascii="Times New Roman" w:hAnsi="Times New Roman"/>
+          <w:bCs/>
+          <w:sz w:val="25"/>
+          <w:szCs w:val="25"/>
+        </w:rPr>
+        <w:t>от</w:t>
+      </w:r>
+      <w:r>
+        <w:rPr>
+          <w:rFonts w:ascii="Times New Roman" w:hAnsi="Times New Roman"/>
+          <w:bCs/>
+          <w:sz w:val="25"/>
+          <w:szCs w:val="25"/>
+        </w:rPr>
+        <w:t xml:space="preserve"> [100]</w:t>
+      </w:r>
+      <w:r>
+        <w:rPr>
+          <w:rFonts w:ascii="Times New Roman" w:hAnsi="Times New Roman"/>
+          <w:bCs/>
+          <w:sz w:val="25"/>
+          <w:szCs w:val="25"/>
+        </w:rPr>
+        <w:t xml:space="preserve"> №</w:t>
+      </w:r>
+      <w:r>
+        <w:rPr>
+          <w:rFonts w:ascii="Times New Roman" w:hAnsi="Times New Roman"/>
+          <w:bCs/>
+          <w:sz w:val="25"/>
+          <w:szCs w:val="25"/>
+        </w:rPr>
+        <w:t xml:space="preserve"> [110]</w:t>
+      </w:r>
+      <w:r>
+        <w:rPr>
+          <w:rFonts w:ascii="Times New Roman" w:hAnsi="Times New Roman"/>
+          <w:sz w:val="25"/>
+          <w:szCs w:val="25"/>
+        </w:rPr>
+        <w:t>, обращении</w:t>
+      </w:r>
+      <w:r>
+        <w:rPr>
+          <w:rFonts w:ascii="Times New Roman" w:hAnsi="Times New Roman"/>
+          <w:sz w:val="25"/>
+          <w:szCs w:val="25"/>
+        </w:rPr>
+        <w:t xml:space="preserve"> </w:t>
+      </w:r>
+      <w:r>
+        <w:rPr>
+          <w:rFonts w:ascii="Times New Roman" w:hAnsi="Times New Roman"/>
+          <w:sz w:val="25"/>
+          <w:szCs w:val="25"/>
+        </w:rPr>
+        <w:t>взыскания на предмет залога,</w:t>
       </w:r>
     </w:p>
     <w:p>
@@ -421,6 +485,53 @@
         </w:rPr>
         <w:t xml:space="preserve"> о взыскании задолженности по кредитному договору</w:t>
       </w:r>
+      <w:r>
+        <w:rPr>
+          <w:rFonts w:ascii="Times New Roman" w:hAnsi="Times New Roman"/>
+          <w:bCs/>
+          <w:sz w:val="25"/>
+          <w:szCs w:val="25"/>
+        </w:rPr>
+        <w:t xml:space="preserve"> </w:t>
+      </w:r>
+      <w:r>
+        <w:rPr>
+          <w:rFonts w:ascii="Times New Roman" w:hAnsi="Times New Roman"/>
+          <w:bCs/>
+          <w:sz w:val="25"/>
+          <w:szCs w:val="25"/>
+        </w:rPr>
+        <w:t>от</w:t>
+      </w:r>
+      <w:r>
+        <w:rPr>
+          <w:rFonts w:ascii="Times New Roman" w:hAnsi="Times New Roman"/>
+          <w:bCs/>
+          <w:sz w:val="25"/>
+          <w:szCs w:val="25"/>
+        </w:rPr>
+        <w:t xml:space="preserve"> [100]</w:t>
+      </w:r>
+      <w:r>
+        <w:rPr>
+          <w:rFonts w:ascii="Times New Roman" w:hAnsi="Times New Roman"/>
+          <w:bCs/>
+          <w:sz w:val="25"/>
+          <w:szCs w:val="25"/>
+        </w:rPr>
+        <w:t xml:space="preserve"> №</w:t>
+      </w:r>
+      <w:r>
+        <w:rPr>
+          <w:rFonts w:ascii="Times New Roman" w:hAnsi="Times New Roman"/>
+          <w:bCs/>
+          <w:sz w:val="25"/>
+          <w:szCs w:val="25"/>
+        </w:rPr>
+        <w:t xml:space="preserve"> [110]</w:t>
+      </w:r>
+      <w:bookmarkStart w:id="0" w:name="_GoBack"/>
+      <w:bookmarkEnd w:id="0"/>
       <w:r>
         <w:rPr>
           <w:rFonts w:ascii="Times New Roman" w:hAnsi="Times New Roman"/>
@@ -762,7 +873,25 @@
           <w:sz w:val="25"/>
           <w:szCs w:val="25"/>
         </w:rPr>
-        <w:t xml:space="preserve"> Разъяснить сторонам их права и обязанности в соответствии со ст.ст. 35, 39, ГПК РФ.</w:t>
+        <w:t xml:space="preserve"> Разъяснить сторонам их права и обязанности в соответствии со </w:t>
+      </w:r>
+      <w:proofErr w:type="spellStart"/>
+      <w:r>
+        <w:rPr>
+          <w:rFonts w:ascii="Times New Roman" w:hAnsi="Times New Roman"/>
+          <w:sz w:val="25"/>
+          <w:szCs w:val="25"/>
+        </w:rPr>
+        <w:t>ст.ст</w:t>
+      </w:r>
+      <w:proofErr w:type="spellEnd"/>
+      <w:r>
+        <w:rPr>
+          <w:rFonts w:ascii="Times New Roman" w:hAnsi="Times New Roman"/>
+          <w:sz w:val="25"/>
+          <w:szCs w:val="25"/>
+        </w:rPr>
+        <w:t>. 35, 39, ГПК РФ.</w:t>
       </w:r>
     </w:p>
     <w:p>
@@ -780,13 +909,14 @@
           <w:szCs w:val="25"/>
         </w:rPr>
       </w:pPr>
-      <w:r>
-        <w:rPr>
-          <w:rFonts w:ascii="Times New Roman" w:hAnsi="Times New Roman"/>
-          <w:sz w:val="25"/>
-          <w:szCs w:val="25"/>
-        </w:rPr>
-        <w:t xml:space="preserve">Лица, участвующие в деле, имеют право знакомиться с материалами дела, делать выписки из них, снимать копии, заявлять отводы, представлять доказательства и участвовать в их исследовании, задавать вопросы другим лицам, участвующим в деле, свидетелям, экспертам и специалистам; заявлять ходатайства, в том числе об истребовании доказательств; давать объяснения суду в устной и письменной форме; </w:t>
+      <w:proofErr w:type="gramStart"/>
+      <w:r>
+        <w:rPr>
+          <w:rFonts w:ascii="Times New Roman" w:hAnsi="Times New Roman"/>
+          <w:sz w:val="25"/>
+          <w:szCs w:val="25"/>
+        </w:rPr>
+        <w:t xml:space="preserve">Лица, участвующие в деле, имеют право знакомиться с материалами дела, делать выписки из них, снимать копии, заявлять отводы, представлять доказательства и участвовать в их исследовании, задавать вопросы другим лицам, участвующим в деле, свидетелям, экспертам и специалистам; заявлять ходатайства, в том числе об </w:t>
       </w:r>
       <w:r>
         <w:rPr>
@@ -795,7 +925,34 @@
           <w:szCs w:val="25"/>
         </w:rPr>
         <w:lastRenderedPageBreak/>
-        <w:t>приводить свои доводы по всем возникающим в ходе судебного разбирательства вопросам, возражать относительно ходатайств и доводов других лиц, участвующих в деле; получать копии судебных постановлений, в том числе получать с использованием информационно-телекоммуникационной сети "Интернет" копии судебных постановлений, выполненных в форме электронных документов, а также извещения, вызовы и иные документы (их копии) в электронном виде; обжаловать судебные постановления и использовать предоставленные законодательством о гражданском судопроизводстве другие процессуальные права. Лица, участвующие в деле, должны добросовестно пользоваться всеми принадлежащими им процессуальными правами. Истец вправе изменить основание или предмет иска, увеличить или уменьшить размер исковых требований либо отказаться от иска. Ответчик вправе признать иск.</w:t>
+        <w:t>истребовании доказательств; давать объяснения суду в устной и письменной форме;</w:t>
+      </w:r>
+      <w:proofErr w:type="gramEnd"/>
+      <w:r>
+        <w:rPr>
+          <w:rFonts w:ascii="Times New Roman" w:hAnsi="Times New Roman"/>
+          <w:sz w:val="25"/>
+          <w:szCs w:val="25"/>
+        </w:rPr>
+        <w:t xml:space="preserve"> </w:t>
+      </w:r>
+      <w:proofErr w:type="gramStart"/>
+      <w:r>
+        <w:rPr>
+          <w:rFonts w:ascii="Times New Roman" w:hAnsi="Times New Roman"/>
+          <w:sz w:val="25"/>
+          <w:szCs w:val="25"/>
+        </w:rPr>
+        <w:t>приводить свои доводы по всем возникающим в ходе судебного разбирательства вопросам, возражать относительно ходатайств и доводов других лиц, участвующих в деле; получать копии судебных постановлений, в том числе получать с использованием информационно-телекоммуникационной сети "Интернет" копии судебных постановлений, выполненных в форме электронных документов, а также извещения, вызовы и иные документы (их копии) в электронном виде;</w:t>
+      </w:r>
+      <w:proofErr w:type="gramEnd"/>
+      <w:r>
+        <w:rPr>
+          <w:rFonts w:ascii="Times New Roman" w:hAnsi="Times New Roman"/>
+          <w:sz w:val="25"/>
+          <w:szCs w:val="25"/>
+        </w:rPr>
+        <w:t xml:space="preserve"> обжаловать судебные постановления и использовать предоставленные законодательством о гражданском судопроизводстве другие процессуальные права. Лица, участвующие в деле, должны добросовестно пользоваться всеми принадлежащими им процессуальными правами. Истец вправе изменить основание или предмет иска, увеличить или уменьшить размер исковых требований либо отказаться от иска. Ответчик вправе признать иск.</w:t>
       </w:r>
       <w:r>
         <w:rPr>
@@ -1151,6 +1308,7 @@
           <w:sz w:val="25"/>
           <w:szCs w:val="25"/>
         </w:rPr>
+        <w:lastRenderedPageBreak/>
         <w:t>Ответчик представляет доказательства о наличии возврата суммы кредита и уплаты процентов на сумму кредита.</w:t>
       </w:r>
     </w:p>
@@ -1172,7 +1330,6 @@
           <w:sz w:val="25"/>
           <w:szCs w:val="25"/>
         </w:rPr>
-        <w:lastRenderedPageBreak/>
         <w:t>8.</w:t>
       </w:r>
       <w:r>
@@ -1298,7 +1455,25 @@
           <w:sz w:val="25"/>
           <w:szCs w:val="25"/>
         </w:rPr>
-        <w:t xml:space="preserve"> Разъясняет лицам, участвующим в деле, право вести дело через представителей. В соответствии со ст. 54 ГПК РФ представитель вправе совершать от имени представляемого все процессуальные действия. Однако право представителя на подписание искового заявления, предъявление его в суд, передачу спора на рассмотрение третейского суда, предъявление встречного иска, полный или частичный отказ от исковых требований, уменьшение их размера, признание иска, изменение предмета или основания иска, заключение мирового соглашения, передачу полномочий другому лицу (передоверие), обжалование судебного постановления, предъявление исполнительного документа к взысканию, получение присужденного имущества или денег должно быть специально оговорено в доверенности, выданной представляемым лицом.</w:t>
+        <w:t xml:space="preserve"> Разъясняет лицам, участвующим в деле, право вести дело через представителей. В соответствии со ст. 54 ГПК РФ представитель вправе совершать от имени представляемого все процессуальные действия. </w:t>
+      </w:r>
+      <w:proofErr w:type="gramStart"/>
+      <w:r>
+        <w:rPr>
+          <w:rFonts w:ascii="Times New Roman" w:hAnsi="Times New Roman"/>
+          <w:sz w:val="25"/>
+          <w:szCs w:val="25"/>
+        </w:rPr>
+        <w:t>Однако право представителя на подписание искового заявления, предъявление его в суд, передачу спора на рассмотрение третейского суда, предъявление встречного иска, полный или частичный отказ от исковых требований, уменьшение их размера, признание иска, изменение предмета или основания иска, заключение мирового соглашения, передачу полномочий другому лицу (передоверие), обжалование судебного постановления, предъявление исполнительного документа к взысканию, получение присужденного имущества или денег должно быть</w:t>
+      </w:r>
+      <w:proofErr w:type="gramEnd"/>
+      <w:r>
+        <w:rPr>
+          <w:rFonts w:ascii="Times New Roman" w:hAnsi="Times New Roman"/>
+          <w:sz w:val="25"/>
+          <w:szCs w:val="25"/>
+        </w:rPr>
+        <w:t xml:space="preserve"> специально оговорено в доверенности, выданной представляемым лицом.</w:t>
       </w:r>
     </w:p>
     <w:p>
@@ -1425,7 +1600,25 @@
           <w:sz w:val="25"/>
           <w:szCs w:val="25"/>
         </w:rPr>
-        <w:t xml:space="preserve"> Обязать ответчика предоставить контррасчет задолженности по кредитному договору.</w:t>
+        <w:t xml:space="preserve"> Обязать ответчика предоставить </w:t>
+      </w:r>
+      <w:proofErr w:type="spellStart"/>
+      <w:r>
+        <w:rPr>
+          <w:rFonts w:ascii="Times New Roman" w:hAnsi="Times New Roman"/>
+          <w:sz w:val="25"/>
+          <w:szCs w:val="25"/>
+        </w:rPr>
+        <w:t>контррасчет</w:t>
+      </w:r>
+      <w:proofErr w:type="spellEnd"/>
+      <w:r>
+        <w:rPr>
+          <w:rFonts w:ascii="Times New Roman" w:hAnsi="Times New Roman"/>
+          <w:sz w:val="25"/>
+          <w:szCs w:val="25"/>
+        </w:rPr>
+        <w:t xml:space="preserve"> задолженности по кредитному договору.</w:t>
       </w:r>
     </w:p>
     <w:p>
@@ -1513,19 +1706,16 @@
     <w:p>
       <w:pPr>
         <w:tabs>
-          <w:tab w:pos="9355" w:val="right"/>
+          <w:tab w:val="right" w:pos="9355"/>
         </w:tabs>
         <w:spacing w:after="0" w:line="240" w:lineRule="auto"/>
         <w:ind w:firstLine="539"/>
-        <w:jc w:val="left"/>
-        <w:rPr>
-          <w:rFonts w:ascii="Times New Roman" w:hAnsi="Times New Roman"/>
-          <w:sz w:val="25"/>
-          <w:szCs w:val="25"/>
-        </w:rPr>
-      </w:pPr>
-      <w:bookmarkStart w:id="0" w:name="_GoBack"/>
-      <w:bookmarkEnd w:id="0"/>
+        <w:rPr>
+          <w:rFonts w:ascii="Times New Roman" w:hAnsi="Times New Roman"/>
+          <w:sz w:val="25"/>
+          <w:szCs w:val="25"/>
+        </w:rPr>
+      </w:pPr>
       <w:r>
         <w:rPr>
           <w:rFonts w:ascii="Times New Roman" w:hAnsi="Times New Roman"/>
